--- a/downloads/documents/04 Units/Unit 06 - Food Systems and Production - From Farm to Table/Vocabulary 06.docx
+++ b/downloads/documents/04 Units/Unit 06 - Food Systems and Production - From Farm to Table/Vocabulary 06.docx
@@ -17,7 +17,7 @@
         <w:pStyle w:val="FirstParagraph"/>
       </w:pPr>
       <w:r>
-        <w:t xml:space="preserve">Unit 6, Food Systems and Production. The unit’s 49 Tier 3 words across the four topics, with a one-line definition written for a grade 6 to 7 reader and columns for Turkish, Portuguese, and Spanish.</w:t>
+        <w:t xml:space="preserve">Unit 6, Food Systems and Production. The unit’s 49 Tier 3 words across the four topics, with a one-line definition written for a grade 6 to 7 reader and a Spanish column.</w:t>
       </w:r>
     </w:p>
     <w:p>
@@ -34,7 +34,7 @@
         <w:t xml:space="preserve"> </w:t>
       </w:r>
       <w:r>
-        <w:t xml:space="preserve">The Turkish, Portuguese, and Spanish columns are my best working translations and have not been verified by a native speaker. Use them for word banks and picture cards; have a native speaker, a bilingual colleague, or the ENL teacher check the whole table once before it is printed for students. Cooking words are the ones most likely to differ by country: what one country calls a way of cooking, another calls something else, and a few of these have no single everyday word in every language. Baking terms are the worst case, because</w:t>
+        <w:t xml:space="preserve">The Spanish column is my best working translation and has not been verified by a native speaker. Use it for word banks and picture cards; have a native speaker, a bilingual colleague, or the ENL teacher check the whole table once before it is printed for students. Cooking words are the ones most likely to differ by country: what one country calls a way of cooking, another calls something else, and a few of these have no single everyday word in Spanish. Baking terms are the worst case, because</w:t>
       </w:r>
       <w:r>
         <w:t xml:space="preserve"> </w:t>
@@ -43,19 +43,7 @@
         <w:t xml:space="preserve">“</w:t>
       </w:r>
       <w:r>
-        <w:t xml:space="preserve">pó royal,</w:t>
-      </w:r>
-      <w:r>
-        <w:t xml:space="preserve">”</w:t>
-      </w:r>
-      <w:r>
-        <w:t xml:space="preserve"> </w:t>
-      </w:r>
-      <w:r>
-        <w:t xml:space="preserve">“</w:t>
-      </w:r>
-      <w:r>
-        <w:t xml:space="preserve">polvo de hornear,</w:t>
+        <w:t xml:space="preserve">polvo de hornear</w:t>
       </w:r>
       <w:r>
         <w:t xml:space="preserve">”</w:t>
@@ -73,7 +61,7 @@
         <w:t xml:space="preserve">“</w:t>
       </w:r>
       <w:r>
-        <w:t xml:space="preserve">kabartma tozu</w:t>
+        <w:t xml:space="preserve">baking powder</w:t>
       </w:r>
       <w:r>
         <w:t xml:space="preserve">”</w:t>
@@ -82,7 +70,7 @@
         <w:t xml:space="preserve"> </w:t>
       </w:r>
       <w:r>
-        <w:t xml:space="preserve">all describe the same jar but a student may know it by a brand name at home.</w:t>
+        <w:t xml:space="preserve">describe the same jar but a student may know it by a brand name at home.</w:t>
       </w:r>
       <w:r>
         <w:t xml:space="preserve"> </w:t>
@@ -149,7 +137,7 @@
         <w:pStyle w:val="BodyText"/>
       </w:pPr>
       <w:r>
-        <w:t xml:space="preserve">How lessons use this file: each lesson names its own Tier 3 words, and the handout for that lesson carries a word bank pulled from this table in the three languages. The site’s Materials page prints this table as picture-ready cards. Twelve of these words are on the Unit 6 test, so the card is allowed on the two topic quizzes and not on the unit test.</w:t>
+        <w:t xml:space="preserve">How lessons use this file: each lesson names its own Tier 3 words, and the handout for that lesson carries a word bank pulled from this table in both languages. The site’s Materials page prints this table as picture-ready cards. Twelve of these words are on the Unit 6 test, so the card is allowed on the two topic quizzes and not on the unit test.</w:t>
       </w:r>
     </w:p>
     <w:p>
@@ -165,17 +153,15 @@
     <w:tbl>
       <w:tblPr>
         <w:tblStyle w:val="Table"/>
-        <w:tblW w:type="pct" w:w="4999.999999999999"/>
+        <w:tblW w:type="pct" w:w="5000.0"/>
         <w:tblLook w:firstRow="1"/>
       </w:tblPr>
       <w:tblGrid>
-        <w:gridCol w:w="1131"/>
-        <w:gridCol w:w="1131"/>
-        <w:gridCol w:w="1131"/>
-        <w:gridCol w:w="1131"/>
-        <w:gridCol w:w="1131"/>
-        <w:gridCol w:w="1131"/>
-        <w:gridCol w:w="1131"/>
+        <w:gridCol w:w="1584"/>
+        <w:gridCol w:w="1584"/>
+        <w:gridCol w:w="1584"/>
+        <w:gridCol w:w="1584"/>
+        <w:gridCol w:w="1584"/>
       </w:tblGrid>
       <w:tr>
         <w:trPr>
@@ -262,40 +248,6 @@
               <w:jc w:val="left"/>
             </w:pPr>
             <w:r>
-              <w:t xml:space="preserve">Turkish</w:t>
-            </w:r>
-          </w:p>
-        </w:tc>
-        <w:tc>
-          <w:tcPr>
-            <w:tcBorders>
-              <w:bottom w:val="single"/>
-            </w:tcBorders>
-            <w:vAlign w:val="bottom"/>
-          </w:tcPr>
-          <w:p>
-            <w:pPr>
-              <w:pStyle w:val="Compact"/>
-              <w:jc w:val="left"/>
-            </w:pPr>
-            <w:r>
-              <w:t xml:space="preserve">Portuguese</w:t>
-            </w:r>
-          </w:p>
-        </w:tc>
-        <w:tc>
-          <w:tcPr>
-            <w:tcBorders>
-              <w:bottom w:val="single"/>
-            </w:tcBorders>
-            <w:vAlign w:val="bottom"/>
-          </w:tcPr>
-          <w:p>
-            <w:pPr>
-              <w:pStyle w:val="Compact"/>
-              <w:jc w:val="left"/>
-            </w:pPr>
-            <w:r>
               <w:t xml:space="preserve">Spanish</w:t>
             </w:r>
           </w:p>
@@ -353,28 +305,6 @@
               <w:jc w:val="left"/>
             </w:pPr>
             <w:r>
-              <w:t xml:space="preserve">tedarik zinciri</w:t>
-            </w:r>
-          </w:p>
-        </w:tc>
-        <w:tc>
-          <w:p>
-            <w:pPr>
-              <w:pStyle w:val="Compact"/>
-              <w:jc w:val="left"/>
-            </w:pPr>
-            <w:r>
-              <w:t xml:space="preserve">cadeia de suprimentos</w:t>
-            </w:r>
-          </w:p>
-        </w:tc>
-        <w:tc>
-          <w:p>
-            <w:pPr>
-              <w:pStyle w:val="Compact"/>
-              <w:jc w:val="left"/>
-            </w:pPr>
-            <w:r>
               <w:t xml:space="preserve">cadena de suministro</w:t>
             </w:r>
           </w:p>
@@ -432,28 +362,6 @@
               <w:jc w:val="left"/>
             </w:pPr>
             <w:r>
-              <w:t xml:space="preserve">üretici</w:t>
-            </w:r>
-          </w:p>
-        </w:tc>
-        <w:tc>
-          <w:p>
-            <w:pPr>
-              <w:pStyle w:val="Compact"/>
-              <w:jc w:val="left"/>
-            </w:pPr>
-            <w:r>
-              <w:t xml:space="preserve">produtor</w:t>
-            </w:r>
-          </w:p>
-        </w:tc>
-        <w:tc>
-          <w:p>
-            <w:pPr>
-              <w:pStyle w:val="Compact"/>
-              <w:jc w:val="left"/>
-            </w:pPr>
-            <w:r>
               <w:t xml:space="preserve">productor</w:t>
             </w:r>
           </w:p>
@@ -511,28 +419,6 @@
               <w:jc w:val="left"/>
             </w:pPr>
             <w:r>
-              <w:t xml:space="preserve">işleyici (gıda işleme tesisi)</w:t>
-            </w:r>
-          </w:p>
-        </w:tc>
-        <w:tc>
-          <w:p>
-            <w:pPr>
-              <w:pStyle w:val="Compact"/>
-              <w:jc w:val="left"/>
-            </w:pPr>
-            <w:r>
-              <w:t xml:space="preserve">processador (indústria de alimentos)</w:t>
-            </w:r>
-          </w:p>
-        </w:tc>
-        <w:tc>
-          <w:p>
-            <w:pPr>
-              <w:pStyle w:val="Compact"/>
-              <w:jc w:val="left"/>
-            </w:pPr>
-            <w:r>
               <w:t xml:space="preserve">procesador (planta procesadora)</w:t>
             </w:r>
           </w:p>
@@ -590,32 +476,10 @@
               <w:jc w:val="left"/>
             </w:pPr>
             <w:r>
-              <w:t xml:space="preserve">dağıtıcı</w:t>
-            </w:r>
-          </w:p>
-        </w:tc>
-        <w:tc>
-          <w:p>
-            <w:pPr>
-              <w:pStyle w:val="Compact"/>
-              <w:jc w:val="left"/>
-            </w:pPr>
-            <w:r>
               <w:t xml:space="preserve">distribuidor</w:t>
             </w:r>
           </w:p>
         </w:tc>
-        <w:tc>
-          <w:p>
-            <w:pPr>
-              <w:pStyle w:val="Compact"/>
-              <w:jc w:val="left"/>
-            </w:pPr>
-            <w:r>
-              <w:t xml:space="preserve">distribuidor</w:t>
-            </w:r>
-          </w:p>
-        </w:tc>
       </w:tr>
       <w:tr>
         <w:tc>
@@ -669,28 +533,6 @@
               <w:jc w:val="left"/>
             </w:pPr>
             <w:r>
-              <w:t xml:space="preserve">perakendeci (market)</w:t>
-            </w:r>
-          </w:p>
-        </w:tc>
-        <w:tc>
-          <w:p>
-            <w:pPr>
-              <w:pStyle w:val="Compact"/>
-              <w:jc w:val="left"/>
-            </w:pPr>
-            <w:r>
-              <w:t xml:space="preserve">varejista (loja)</w:t>
-            </w:r>
-          </w:p>
-        </w:tc>
-        <w:tc>
-          <w:p>
-            <w:pPr>
-              <w:pStyle w:val="Compact"/>
-              <w:jc w:val="left"/>
-            </w:pPr>
-            <w:r>
               <w:t xml:space="preserve">minorista (tienda)</w:t>
             </w:r>
           </w:p>
@@ -748,28 +590,6 @@
               <w:jc w:val="left"/>
             </w:pPr>
             <w:r>
-              <w:t xml:space="preserve">hasat</w:t>
-            </w:r>
-          </w:p>
-        </w:tc>
-        <w:tc>
-          <w:p>
-            <w:pPr>
-              <w:pStyle w:val="Compact"/>
-              <w:jc w:val="left"/>
-            </w:pPr>
-            <w:r>
-              <w:t xml:space="preserve">colheita</w:t>
-            </w:r>
-          </w:p>
-        </w:tc>
-        <w:tc>
-          <w:p>
-            <w:pPr>
-              <w:pStyle w:val="Compact"/>
-              <w:jc w:val="left"/>
-            </w:pPr>
-            <w:r>
               <w:t xml:space="preserve">cosecha</w:t>
             </w:r>
           </w:p>
@@ -827,28 +647,6 @@
               <w:jc w:val="left"/>
             </w:pPr>
             <w:r>
-              <w:t xml:space="preserve">mevsiminde</w:t>
-            </w:r>
-          </w:p>
-        </w:tc>
-        <w:tc>
-          <w:p>
-            <w:pPr>
-              <w:pStyle w:val="Compact"/>
-              <w:jc w:val="left"/>
-            </w:pPr>
-            <w:r>
-              <w:t xml:space="preserve">da estação</w:t>
-            </w:r>
-          </w:p>
-        </w:tc>
-        <w:tc>
-          <w:p>
-            <w:pPr>
-              <w:pStyle w:val="Compact"/>
-              <w:jc w:val="left"/>
-            </w:pPr>
-            <w:r>
               <w:t xml:space="preserve">de temporada</w:t>
             </w:r>
           </w:p>
@@ -906,32 +704,10 @@
               <w:jc w:val="left"/>
             </w:pPr>
             <w:r>
-              <w:t xml:space="preserve">yerel</w:t>
-            </w:r>
-          </w:p>
-        </w:tc>
-        <w:tc>
-          <w:p>
-            <w:pPr>
-              <w:pStyle w:val="Compact"/>
-              <w:jc w:val="left"/>
-            </w:pPr>
-            <w:r>
               <w:t xml:space="preserve">local</w:t>
             </w:r>
           </w:p>
         </w:tc>
-        <w:tc>
-          <w:p>
-            <w:pPr>
-              <w:pStyle w:val="Compact"/>
-              <w:jc w:val="left"/>
-            </w:pPr>
-            <w:r>
-              <w:t xml:space="preserve">local</w:t>
-            </w:r>
-          </w:p>
-        </w:tc>
       </w:tr>
       <w:tr>
         <w:tc>
@@ -985,28 +761,6 @@
               <w:jc w:val="left"/>
             </w:pPr>
             <w:r>
-              <w:t xml:space="preserve">gıda kilometresi (gıdanın kat ettiği yol)</w:t>
-            </w:r>
-          </w:p>
-        </w:tc>
-        <w:tc>
-          <w:p>
-            <w:pPr>
-              <w:pStyle w:val="Compact"/>
-              <w:jc w:val="left"/>
-            </w:pPr>
-            <w:r>
-              <w:t xml:space="preserve">quilômetros dos alimentos (distância percorrida)</w:t>
-            </w:r>
-          </w:p>
-        </w:tc>
-        <w:tc>
-          <w:p>
-            <w:pPr>
-              <w:pStyle w:val="Compact"/>
-              <w:jc w:val="left"/>
-            </w:pPr>
-            <w:r>
               <w:t xml:space="preserve">kilómetros de los alimentos (distancia recorrida)</w:t>
             </w:r>
           </w:p>
@@ -1064,28 +818,6 @@
               <w:jc w:val="left"/>
             </w:pPr>
             <w:r>
-              <w:t xml:space="preserve">çiftçi pazarı (semt pazarı)</w:t>
-            </w:r>
-          </w:p>
-        </w:tc>
-        <w:tc>
-          <w:p>
-            <w:pPr>
-              <w:pStyle w:val="Compact"/>
-              <w:jc w:val="left"/>
-            </w:pPr>
-            <w:r>
-              <w:t xml:space="preserve">feira livre (mercado de produtores)</w:t>
-            </w:r>
-          </w:p>
-        </w:tc>
-        <w:tc>
-          <w:p>
-            <w:pPr>
-              <w:pStyle w:val="Compact"/>
-              <w:jc w:val="left"/>
-            </w:pPr>
-            <w:r>
               <w:t xml:space="preserve">mercado de agricultores</w:t>
             </w:r>
           </w:p>
@@ -1143,28 +875,6 @@
               <w:jc w:val="left"/>
             </w:pPr>
             <w:r>
-              <w:t xml:space="preserve">topluluk destekli tarım (CSA)</w:t>
-            </w:r>
-          </w:p>
-        </w:tc>
-        <w:tc>
-          <w:p>
-            <w:pPr>
-              <w:pStyle w:val="Compact"/>
-              <w:jc w:val="left"/>
-            </w:pPr>
-            <w:r>
-              <w:t xml:space="preserve">agricultura apoiada pela comunidade (CSA)</w:t>
-            </w:r>
-          </w:p>
-        </w:tc>
-        <w:tc>
-          <w:p>
-            <w:pPr>
-              <w:pStyle w:val="Compact"/>
-              <w:jc w:val="left"/>
-            </w:pPr>
-            <w:r>
               <w:t xml:space="preserve">agricultura apoyada por la comunidad (CSA)</w:t>
             </w:r>
           </w:p>
@@ -1222,28 +932,6 @@
               <w:jc w:val="left"/>
             </w:pPr>
             <w:r>
-              <w:t xml:space="preserve">gıda güvencesizliği</w:t>
-            </w:r>
-          </w:p>
-        </w:tc>
-        <w:tc>
-          <w:p>
-            <w:pPr>
-              <w:pStyle w:val="Compact"/>
-              <w:jc w:val="left"/>
-            </w:pPr>
-            <w:r>
-              <w:t xml:space="preserve">insegurança alimentar</w:t>
-            </w:r>
-          </w:p>
-        </w:tc>
-        <w:tc>
-          <w:p>
-            <w:pPr>
-              <w:pStyle w:val="Compact"/>
-              <w:jc w:val="left"/>
-            </w:pPr>
-            <w:r>
               <w:t xml:space="preserve">inseguridad alimentaria</w:t>
             </w:r>
           </w:p>
@@ -1301,28 +989,6 @@
               <w:jc w:val="left"/>
             </w:pPr>
             <w:r>
-              <w:t xml:space="preserve">gıda çölü</w:t>
-            </w:r>
-          </w:p>
-        </w:tc>
-        <w:tc>
-          <w:p>
-            <w:pPr>
-              <w:pStyle w:val="Compact"/>
-              <w:jc w:val="left"/>
-            </w:pPr>
-            <w:r>
-              <w:t xml:space="preserve">deserto alimentar</w:t>
-            </w:r>
-          </w:p>
-        </w:tc>
-        <w:tc>
-          <w:p>
-            <w:pPr>
-              <w:pStyle w:val="Compact"/>
-              <w:jc w:val="left"/>
-            </w:pPr>
-            <w:r>
               <w:t xml:space="preserve">desierto alimentario</w:t>
             </w:r>
           </w:p>
@@ -1380,28 +1046,6 @@
               <w:jc w:val="left"/>
             </w:pPr>
             <w:r>
-              <w:t xml:space="preserve">SNAP (ABD gıda yardımı programı)</w:t>
-            </w:r>
-          </w:p>
-        </w:tc>
-        <w:tc>
-          <w:p>
-            <w:pPr>
-              <w:pStyle w:val="Compact"/>
-              <w:jc w:val="left"/>
-            </w:pPr>
-            <w:r>
-              <w:t xml:space="preserve">SNAP (programa de ajuda alimentar dos EUA)</w:t>
-            </w:r>
-          </w:p>
-        </w:tc>
-        <w:tc>
-          <w:p>
-            <w:pPr>
-              <w:pStyle w:val="Compact"/>
-              <w:jc w:val="left"/>
-            </w:pPr>
-            <w:r>
               <w:t xml:space="preserve">SNAP (programa de ayuda alimentaria de EE. UU.)</w:t>
             </w:r>
           </w:p>
@@ -1459,28 +1103,6 @@
               <w:jc w:val="left"/>
             </w:pPr>
             <w:r>
-              <w:t xml:space="preserve">gıda bankası</w:t>
-            </w:r>
-          </w:p>
-        </w:tc>
-        <w:tc>
-          <w:p>
-            <w:pPr>
-              <w:pStyle w:val="Compact"/>
-              <w:jc w:val="left"/>
-            </w:pPr>
-            <w:r>
-              <w:t xml:space="preserve">banco de alimentos</w:t>
-            </w:r>
-          </w:p>
-        </w:tc>
-        <w:tc>
-          <w:p>
-            <w:pPr>
-              <w:pStyle w:val="Compact"/>
-              <w:jc w:val="left"/>
-            </w:pPr>
-            <w:r>
               <w:t xml:space="preserve">banco de alimentos (despensa de alimentos)</w:t>
             </w:r>
           </w:p>
@@ -1538,28 +1160,6 @@
               <w:jc w:val="left"/>
             </w:pPr>
             <w:r>
-              <w:t xml:space="preserve">kompost</w:t>
-            </w:r>
-          </w:p>
-        </w:tc>
-        <w:tc>
-          <w:p>
-            <w:pPr>
-              <w:pStyle w:val="Compact"/>
-              <w:jc w:val="left"/>
-            </w:pPr>
-            <w:r>
-              <w:t xml:space="preserve">composto (adubo orgânico)</w:t>
-            </w:r>
-          </w:p>
-        </w:tc>
-        <w:tc>
-          <w:p>
-            <w:pPr>
-              <w:pStyle w:val="Compact"/>
-              <w:jc w:val="left"/>
-            </w:pPr>
-            <w:r>
               <w:t xml:space="preserve">compost (abono orgánico)</w:t>
             </w:r>
           </w:p>
@@ -1617,28 +1217,6 @@
               <w:jc w:val="left"/>
             </w:pPr>
             <w:r>
-              <w:t xml:space="preserve">ekim nöbeti (münavebe)</w:t>
-            </w:r>
-          </w:p>
-        </w:tc>
-        <w:tc>
-          <w:p>
-            <w:pPr>
-              <w:pStyle w:val="Compact"/>
-              <w:jc w:val="left"/>
-            </w:pPr>
-            <w:r>
-              <w:t xml:space="preserve">rotação de culturas</w:t>
-            </w:r>
-          </w:p>
-        </w:tc>
-        <w:tc>
-          <w:p>
-            <w:pPr>
-              <w:pStyle w:val="Compact"/>
-              <w:jc w:val="left"/>
-            </w:pPr>
-            <w:r>
               <w:t xml:space="preserve">rotación de cultivos</w:t>
             </w:r>
           </w:p>
@@ -1696,28 +1274,6 @@
               <w:jc w:val="left"/>
             </w:pPr>
             <w:r>
-              <w:t xml:space="preserve">sulama</w:t>
-            </w:r>
-          </w:p>
-        </w:tc>
-        <w:tc>
-          <w:p>
-            <w:pPr>
-              <w:pStyle w:val="Compact"/>
-              <w:jc w:val="left"/>
-            </w:pPr>
-            <w:r>
-              <w:t xml:space="preserve">irrigação</w:t>
-            </w:r>
-          </w:p>
-        </w:tc>
-        <w:tc>
-          <w:p>
-            <w:pPr>
-              <w:pStyle w:val="Compact"/>
-              <w:jc w:val="left"/>
-            </w:pPr>
-            <w:r>
               <w:t xml:space="preserve">riego</w:t>
             </w:r>
           </w:p>
@@ -1775,28 +1331,6 @@
               <w:jc w:val="left"/>
             </w:pPr>
             <w:r>
-              <w:t xml:space="preserve">ambalaj</w:t>
-            </w:r>
-          </w:p>
-        </w:tc>
-        <w:tc>
-          <w:p>
-            <w:pPr>
-              <w:pStyle w:val="Compact"/>
-              <w:jc w:val="left"/>
-            </w:pPr>
-            <w:r>
-              <w:t xml:space="preserve">embalagem</w:t>
-            </w:r>
-          </w:p>
-        </w:tc>
-        <w:tc>
-          <w:p>
-            <w:pPr>
-              <w:pStyle w:val="Compact"/>
-              <w:jc w:val="left"/>
-            </w:pPr>
-            <w:r>
               <w:t xml:space="preserve">empaque (envase)</w:t>
             </w:r>
           </w:p>
@@ -1854,32 +1388,10 @@
               <w:jc w:val="left"/>
             </w:pPr>
             <w:r>
-              <w:t xml:space="preserve">kuru ısı</w:t>
-            </w:r>
-          </w:p>
-        </w:tc>
-        <w:tc>
-          <w:p>
-            <w:pPr>
-              <w:pStyle w:val="Compact"/>
-              <w:jc w:val="left"/>
-            </w:pPr>
-            <w:r>
               <w:t xml:space="preserve">calor seco</w:t>
             </w:r>
           </w:p>
         </w:tc>
-        <w:tc>
-          <w:p>
-            <w:pPr>
-              <w:pStyle w:val="Compact"/>
-              <w:jc w:val="left"/>
-            </w:pPr>
-            <w:r>
-              <w:t xml:space="preserve">calor seco</w:t>
-            </w:r>
-          </w:p>
-        </w:tc>
       </w:tr>
       <w:tr>
         <w:tc>
@@ -1933,28 +1445,6 @@
               <w:jc w:val="left"/>
             </w:pPr>
             <w:r>
-              <w:t xml:space="preserve">nemli ısı</w:t>
-            </w:r>
-          </w:p>
-        </w:tc>
-        <w:tc>
-          <w:p>
-            <w:pPr>
-              <w:pStyle w:val="Compact"/>
-              <w:jc w:val="left"/>
-            </w:pPr>
-            <w:r>
-              <w:t xml:space="preserve">calor úmido</w:t>
-            </w:r>
-          </w:p>
-        </w:tc>
-        <w:tc>
-          <w:p>
-            <w:pPr>
-              <w:pStyle w:val="Compact"/>
-              <w:jc w:val="left"/>
-            </w:pPr>
-            <w:r>
               <w:t xml:space="preserve">calor húmedo</w:t>
             </w:r>
           </w:p>
@@ -2012,28 +1502,6 @@
               <w:jc w:val="left"/>
             </w:pPr>
             <w:r>
-              <w:t xml:space="preserve">fırında pişirmek</w:t>
-            </w:r>
-          </w:p>
-        </w:tc>
-        <w:tc>
-          <w:p>
-            <w:pPr>
-              <w:pStyle w:val="Compact"/>
-              <w:jc w:val="left"/>
-            </w:pPr>
-            <w:r>
-              <w:t xml:space="preserve">assar (no forno)</w:t>
-            </w:r>
-          </w:p>
-        </w:tc>
-        <w:tc>
-          <w:p>
-            <w:pPr>
-              <w:pStyle w:val="Compact"/>
-              <w:jc w:val="left"/>
-            </w:pPr>
-            <w:r>
               <w:t xml:space="preserve">hornear</w:t>
             </w:r>
           </w:p>
@@ -2091,28 +1559,6 @@
               <w:jc w:val="left"/>
             </w:pPr>
             <w:r>
-              <w:t xml:space="preserve">kızartmak (fırında bütün pişirmek)</w:t>
-            </w:r>
-          </w:p>
-        </w:tc>
-        <w:tc>
-          <w:p>
-            <w:pPr>
-              <w:pStyle w:val="Compact"/>
-              <w:jc w:val="left"/>
-            </w:pPr>
-            <w:r>
-              <w:t xml:space="preserve">assar (carne ou legumes)</w:t>
-            </w:r>
-          </w:p>
-        </w:tc>
-        <w:tc>
-          <w:p>
-            <w:pPr>
-              <w:pStyle w:val="Compact"/>
-              <w:jc w:val="left"/>
-            </w:pPr>
-            <w:r>
               <w:t xml:space="preserve">rostizar (asar)</w:t>
             </w:r>
           </w:p>
@@ -2170,28 +1616,6 @@
               <w:jc w:val="left"/>
             </w:pPr>
             <w:r>
-              <w:t xml:space="preserve">üstten ızgara yapmak</w:t>
-            </w:r>
-          </w:p>
-        </w:tc>
-        <w:tc>
-          <w:p>
-            <w:pPr>
-              <w:pStyle w:val="Compact"/>
-              <w:jc w:val="left"/>
-            </w:pPr>
-            <w:r>
-              <w:t xml:space="preserve">gratinar (grelhar por cima)</w:t>
-            </w:r>
-          </w:p>
-        </w:tc>
-        <w:tc>
-          <w:p>
-            <w:pPr>
-              <w:pStyle w:val="Compact"/>
-              <w:jc w:val="left"/>
-            </w:pPr>
-            <w:r>
               <w:t xml:space="preserve">gratinar (asar por arriba)</w:t>
             </w:r>
           </w:p>
@@ -2249,28 +1673,6 @@
               <w:jc w:val="left"/>
             </w:pPr>
             <w:r>
-              <w:t xml:space="preserve">az yağda soteleme</w:t>
-            </w:r>
-          </w:p>
-        </w:tc>
-        <w:tc>
-          <w:p>
-            <w:pPr>
-              <w:pStyle w:val="Compact"/>
-              <w:jc w:val="left"/>
-            </w:pPr>
-            <w:r>
-              <w:t xml:space="preserve">saltear</w:t>
-            </w:r>
-          </w:p>
-        </w:tc>
-        <w:tc>
-          <w:p>
-            <w:pPr>
-              <w:pStyle w:val="Compact"/>
-              <w:jc w:val="left"/>
-            </w:pPr>
-            <w:r>
               <w:t xml:space="preserve">saltear (sofreír)</w:t>
             </w:r>
           </w:p>
@@ -2328,28 +1730,6 @@
               <w:jc w:val="left"/>
             </w:pPr>
             <w:r>
-              <w:t xml:space="preserve">kaynatmak</w:t>
-            </w:r>
-          </w:p>
-        </w:tc>
-        <w:tc>
-          <w:p>
-            <w:pPr>
-              <w:pStyle w:val="Compact"/>
-              <w:jc w:val="left"/>
-            </w:pPr>
-            <w:r>
-              <w:t xml:space="preserve">ferver</w:t>
-            </w:r>
-          </w:p>
-        </w:tc>
-        <w:tc>
-          <w:p>
-            <w:pPr>
-              <w:pStyle w:val="Compact"/>
-              <w:jc w:val="left"/>
-            </w:pPr>
-            <w:r>
               <w:t xml:space="preserve">hervir</w:t>
             </w:r>
           </w:p>
@@ -2407,28 +1787,6 @@
               <w:jc w:val="left"/>
             </w:pPr>
             <w:r>
-              <w:t xml:space="preserve">kısık ateşte pişirmek</w:t>
-            </w:r>
-          </w:p>
-        </w:tc>
-        <w:tc>
-          <w:p>
-            <w:pPr>
-              <w:pStyle w:val="Compact"/>
-              <w:jc w:val="left"/>
-            </w:pPr>
-            <w:r>
-              <w:t xml:space="preserve">cozinhar em fogo baixo</w:t>
-            </w:r>
-          </w:p>
-        </w:tc>
-        <w:tc>
-          <w:p>
-            <w:pPr>
-              <w:pStyle w:val="Compact"/>
-              <w:jc w:val="left"/>
-            </w:pPr>
-            <w:r>
               <w:t xml:space="preserve">cocer a fuego lento</w:t>
             </w:r>
           </w:p>
@@ -2486,28 +1844,6 @@
               <w:jc w:val="left"/>
             </w:pPr>
             <w:r>
-              <w:t xml:space="preserve">buharda pişirmek</w:t>
-            </w:r>
-          </w:p>
-        </w:tc>
-        <w:tc>
-          <w:p>
-            <w:pPr>
-              <w:pStyle w:val="Compact"/>
-              <w:jc w:val="left"/>
-            </w:pPr>
-            <w:r>
-              <w:t xml:space="preserve">cozinhar no vapor</w:t>
-            </w:r>
-          </w:p>
-        </w:tc>
-        <w:tc>
-          <w:p>
-            <w:pPr>
-              <w:pStyle w:val="Compact"/>
-              <w:jc w:val="left"/>
-            </w:pPr>
-            <w:r>
               <w:t xml:space="preserve">cocer al vapor</w:t>
             </w:r>
           </w:p>
@@ -2565,28 +1901,6 @@
               <w:jc w:val="left"/>
             </w:pPr>
             <w:r>
-              <w:t xml:space="preserve">haşlamak (suda hafifçe pişirmek)</w:t>
-            </w:r>
-          </w:p>
-        </w:tc>
-        <w:tc>
-          <w:p>
-            <w:pPr>
-              <w:pStyle w:val="Compact"/>
-              <w:jc w:val="left"/>
-            </w:pPr>
-            <w:r>
-              <w:t xml:space="preserve">escaldar (cozinhar em líquido quente)</w:t>
-            </w:r>
-          </w:p>
-        </w:tc>
-        <w:tc>
-          <w:p>
-            <w:pPr>
-              <w:pStyle w:val="Compact"/>
-              <w:jc w:val="left"/>
-            </w:pPr>
-            <w:r>
               <w:t xml:space="preserve">escalfar</w:t>
             </w:r>
           </w:p>
@@ -2644,28 +1958,6 @@
               <w:jc w:val="left"/>
             </w:pPr>
             <w:r>
-              <w:t xml:space="preserve">kızarma (esmerleşme)</w:t>
-            </w:r>
-          </w:p>
-        </w:tc>
-        <w:tc>
-          <w:p>
-            <w:pPr>
-              <w:pStyle w:val="Compact"/>
-              <w:jc w:val="left"/>
-            </w:pPr>
-            <w:r>
-              <w:t xml:space="preserve">dourar (escurecimento)</w:t>
-            </w:r>
-          </w:p>
-        </w:tc>
-        <w:tc>
-          <w:p>
-            <w:pPr>
-              <w:pStyle w:val="Compact"/>
-              <w:jc w:val="left"/>
-            </w:pPr>
-            <w:r>
               <w:t xml:space="preserve">dorado (pardeamiento)</w:t>
             </w:r>
           </w:p>
@@ -2723,28 +2015,6 @@
               <w:jc w:val="left"/>
             </w:pPr>
             <w:r>
-              <w:t xml:space="preserve">kabartıcı</w:t>
-            </w:r>
-          </w:p>
-        </w:tc>
-        <w:tc>
-          <w:p>
-            <w:pPr>
-              <w:pStyle w:val="Compact"/>
-              <w:jc w:val="left"/>
-            </w:pPr>
-            <w:r>
-              <w:t xml:space="preserve">fermento (agente de crescimento)</w:t>
-            </w:r>
-          </w:p>
-        </w:tc>
-        <w:tc>
-          <w:p>
-            <w:pPr>
-              <w:pStyle w:val="Compact"/>
-              <w:jc w:val="left"/>
-            </w:pPr>
-            <w:r>
               <w:t xml:space="preserve">leudante</w:t>
             </w:r>
           </w:p>
@@ -2802,28 +2072,6 @@
               <w:jc w:val="left"/>
             </w:pPr>
             <w:r>
-              <w:t xml:space="preserve">kabartma tozu</w:t>
-            </w:r>
-          </w:p>
-        </w:tc>
-        <w:tc>
-          <w:p>
-            <w:pPr>
-              <w:pStyle w:val="Compact"/>
-              <w:jc w:val="left"/>
-            </w:pPr>
-            <w:r>
-              <w:t xml:space="preserve">pó de bolo (pó royal)</w:t>
-            </w:r>
-          </w:p>
-        </w:tc>
-        <w:tc>
-          <w:p>
-            <w:pPr>
-              <w:pStyle w:val="Compact"/>
-              <w:jc w:val="left"/>
-            </w:pPr>
-            <w:r>
               <w:t xml:space="preserve">polvo de hornear</w:t>
             </w:r>
           </w:p>
@@ -2881,28 +2129,6 @@
               <w:jc w:val="left"/>
             </w:pPr>
             <w:r>
-              <w:t xml:space="preserve">karbonat</w:t>
-            </w:r>
-          </w:p>
-        </w:tc>
-        <w:tc>
-          <w:p>
-            <w:pPr>
-              <w:pStyle w:val="Compact"/>
-              <w:jc w:val="left"/>
-            </w:pPr>
-            <w:r>
-              <w:t xml:space="preserve">bicarbonato de sódio</w:t>
-            </w:r>
-          </w:p>
-        </w:tc>
-        <w:tc>
-          <w:p>
-            <w:pPr>
-              <w:pStyle w:val="Compact"/>
-              <w:jc w:val="left"/>
-            </w:pPr>
-            <w:r>
               <w:t xml:space="preserve">bicarbonato de sodio</w:t>
             </w:r>
           </w:p>
@@ -2960,28 +2186,6 @@
               <w:jc w:val="left"/>
             </w:pPr>
             <w:r>
-              <w:t xml:space="preserve">değişken</w:t>
-            </w:r>
-          </w:p>
-        </w:tc>
-        <w:tc>
-          <w:p>
-            <w:pPr>
-              <w:pStyle w:val="Compact"/>
-              <w:jc w:val="left"/>
-            </w:pPr>
-            <w:r>
-              <w:t xml:space="preserve">variável</w:t>
-            </w:r>
-          </w:p>
-        </w:tc>
-        <w:tc>
-          <w:p>
-            <w:pPr>
-              <w:pStyle w:val="Compact"/>
-              <w:jc w:val="left"/>
-            </w:pPr>
-            <w:r>
               <w:t xml:space="preserve">variable</w:t>
             </w:r>
           </w:p>
@@ -3039,28 +2243,6 @@
               <w:jc w:val="left"/>
             </w:pPr>
             <w:r>
-              <w:t xml:space="preserve">kontrol (karşılaştırma grubu)</w:t>
-            </w:r>
-          </w:p>
-        </w:tc>
-        <w:tc>
-          <w:p>
-            <w:pPr>
-              <w:pStyle w:val="Compact"/>
-              <w:jc w:val="left"/>
-            </w:pPr>
-            <w:r>
-              <w:t xml:space="preserve">controle (grupo de comparação)</w:t>
-            </w:r>
-          </w:p>
-        </w:tc>
-        <w:tc>
-          <w:p>
-            <w:pPr>
-              <w:pStyle w:val="Compact"/>
-              <w:jc w:val="left"/>
-            </w:pPr>
-            <w:r>
               <w:t xml:space="preserve">control (grupo de comparación)</w:t>
             </w:r>
           </w:p>
@@ -3118,28 +2300,6 @@
               <w:jc w:val="left"/>
             </w:pPr>
             <w:r>
-              <w:t xml:space="preserve">hipotez</w:t>
-            </w:r>
-          </w:p>
-        </w:tc>
-        <w:tc>
-          <w:p>
-            <w:pPr>
-              <w:pStyle w:val="Compact"/>
-              <w:jc w:val="left"/>
-            </w:pPr>
-            <w:r>
-              <w:t xml:space="preserve">hipótese</w:t>
-            </w:r>
-          </w:p>
-        </w:tc>
-        <w:tc>
-          <w:p>
-            <w:pPr>
-              <w:pStyle w:val="Compact"/>
-              <w:jc w:val="left"/>
-            </w:pPr>
-            <w:r>
               <w:t xml:space="preserve">hipótesis</w:t>
             </w:r>
           </w:p>
@@ -3197,28 +2357,6 @@
               <w:jc w:val="left"/>
             </w:pPr>
             <w:r>
-              <w:t xml:space="preserve">verim (kaç porsiyon çıkıyor)</w:t>
-            </w:r>
-          </w:p>
-        </w:tc>
-        <w:tc>
-          <w:p>
-            <w:pPr>
-              <w:pStyle w:val="Compact"/>
-              <w:jc w:val="left"/>
-            </w:pPr>
-            <w:r>
-              <w:t xml:space="preserve">rendimento (quantas porções)</w:t>
-            </w:r>
-          </w:p>
-        </w:tc>
-        <w:tc>
-          <w:p>
-            <w:pPr>
-              <w:pStyle w:val="Compact"/>
-              <w:jc w:val="left"/>
-            </w:pPr>
-            <w:r>
               <w:t xml:space="preserve">rendimiento (cuántas porciones)</w:t>
             </w:r>
           </w:p>
@@ -3276,28 +2414,6 @@
               <w:jc w:val="left"/>
             </w:pPr>
             <w:r>
-              <w:t xml:space="preserve">ölçeklendirmek (tarifi büyütmek)</w:t>
-            </w:r>
-          </w:p>
-        </w:tc>
-        <w:tc>
-          <w:p>
-            <w:pPr>
-              <w:pStyle w:val="Compact"/>
-              <w:jc w:val="left"/>
-            </w:pPr>
-            <w:r>
-              <w:t xml:space="preserve">ajustar a receita (multiplicar)</w:t>
-            </w:r>
-          </w:p>
-        </w:tc>
-        <w:tc>
-          <w:p>
-            <w:pPr>
-              <w:pStyle w:val="Compact"/>
-              <w:jc w:val="left"/>
-            </w:pPr>
-            <w:r>
               <w:t xml:space="preserve">escalar la receta (multiplicar)</w:t>
             </w:r>
           </w:p>
@@ -3355,28 +2471,6 @@
               <w:jc w:val="left"/>
             </w:pPr>
             <w:r>
-              <w:t xml:space="preserve">birim fiyat</w:t>
-            </w:r>
-          </w:p>
-        </w:tc>
-        <w:tc>
-          <w:p>
-            <w:pPr>
-              <w:pStyle w:val="Compact"/>
-              <w:jc w:val="left"/>
-            </w:pPr>
-            <w:r>
-              <w:t xml:space="preserve">preço por unidade</w:t>
-            </w:r>
-          </w:p>
-        </w:tc>
-        <w:tc>
-          <w:p>
-            <w:pPr>
-              <w:pStyle w:val="Compact"/>
-              <w:jc w:val="left"/>
-            </w:pPr>
-            <w:r>
               <w:t xml:space="preserve">precio por unidad</w:t>
             </w:r>
           </w:p>
@@ -3434,28 +2528,6 @@
               <w:jc w:val="left"/>
             </w:pPr>
             <w:r>
-              <w:t xml:space="preserve">kritik yol</w:t>
-            </w:r>
-          </w:p>
-        </w:tc>
-        <w:tc>
-          <w:p>
-            <w:pPr>
-              <w:pStyle w:val="Compact"/>
-              <w:jc w:val="left"/>
-            </w:pPr>
-            <w:r>
-              <w:t xml:space="preserve">caminho crítico</w:t>
-            </w:r>
-          </w:p>
-        </w:tc>
-        <w:tc>
-          <w:p>
-            <w:pPr>
-              <w:pStyle w:val="Compact"/>
-              <w:jc w:val="left"/>
-            </w:pPr>
-            <w:r>
               <w:t xml:space="preserve">ruta crítica</w:t>
             </w:r>
           </w:p>
@@ -3513,28 +2585,6 @@
               <w:jc w:val="left"/>
             </w:pPr>
             <w:r>
-              <w:t xml:space="preserve">akış şeması</w:t>
-            </w:r>
-          </w:p>
-        </w:tc>
-        <w:tc>
-          <w:p>
-            <w:pPr>
-              <w:pStyle w:val="Compact"/>
-              <w:jc w:val="left"/>
-            </w:pPr>
-            <w:r>
-              <w:t xml:space="preserve">fluxograma</w:t>
-            </w:r>
-          </w:p>
-        </w:tc>
-        <w:tc>
-          <w:p>
-            <w:pPr>
-              <w:pStyle w:val="Compact"/>
-              <w:jc w:val="left"/>
-            </w:pPr>
-            <w:r>
               <w:t xml:space="preserve">diagrama de flujo</w:t>
             </w:r>
           </w:p>
@@ -3592,28 +2642,6 @@
               <w:jc w:val="left"/>
             </w:pPr>
             <w:r>
-              <w:t xml:space="preserve">istasyon kartı</w:t>
-            </w:r>
-          </w:p>
-        </w:tc>
-        <w:tc>
-          <w:p>
-            <w:pPr>
-              <w:pStyle w:val="Compact"/>
-              <w:jc w:val="left"/>
-            </w:pPr>
-            <w:r>
-              <w:t xml:space="preserve">cartão da estação</w:t>
-            </w:r>
-          </w:p>
-        </w:tc>
-        <w:tc>
-          <w:p>
-            <w:pPr>
-              <w:pStyle w:val="Compact"/>
-              <w:jc w:val="left"/>
-            </w:pPr>
-            <w:r>
               <w:t xml:space="preserve">tarjeta de la estación</w:t>
             </w:r>
           </w:p>
@@ -3671,28 +2699,6 @@
               <w:jc w:val="left"/>
             </w:pPr>
             <w:r>
-              <w:t xml:space="preserve">kişilik sofra düzeni</w:t>
-            </w:r>
-          </w:p>
-        </w:tc>
-        <w:tc>
-          <w:p>
-            <w:pPr>
-              <w:pStyle w:val="Compact"/>
-              <w:jc w:val="left"/>
-            </w:pPr>
-            <w:r>
-              <w:t xml:space="preserve">lugar à mesa (arrumação do prato)</w:t>
-            </w:r>
-          </w:p>
-        </w:tc>
-        <w:tc>
-          <w:p>
-            <w:pPr>
-              <w:pStyle w:val="Compact"/>
-              <w:jc w:val="left"/>
-            </w:pPr>
-            <w:r>
               <w:t xml:space="preserve">cubierto (puesto en la mesa)</w:t>
             </w:r>
           </w:p>
@@ -3750,28 +2756,6 @@
               <w:jc w:val="left"/>
             </w:pPr>
             <w:r>
-              <w:t xml:space="preserve">ev sahibi</w:t>
-            </w:r>
-          </w:p>
-        </w:tc>
-        <w:tc>
-          <w:p>
-            <w:pPr>
-              <w:pStyle w:val="Compact"/>
-              <w:jc w:val="left"/>
-            </w:pPr>
-            <w:r>
-              <w:t xml:space="preserve">anfitrião</w:t>
-            </w:r>
-          </w:p>
-        </w:tc>
-        <w:tc>
-          <w:p>
-            <w:pPr>
-              <w:pStyle w:val="Compact"/>
-              <w:jc w:val="left"/>
-            </w:pPr>
-            <w:r>
               <w:t xml:space="preserve">anfitrión</w:t>
             </w:r>
           </w:p>
@@ -3829,28 +2813,6 @@
               <w:jc w:val="left"/>
             </w:pPr>
             <w:r>
-              <w:t xml:space="preserve">mutfak (bir ülkenin yemek kültürü)</w:t>
-            </w:r>
-          </w:p>
-        </w:tc>
-        <w:tc>
-          <w:p>
-            <w:pPr>
-              <w:pStyle w:val="Compact"/>
-              <w:jc w:val="left"/>
-            </w:pPr>
-            <w:r>
-              <w:t xml:space="preserve">culinária (cozinha de um povo)</w:t>
-            </w:r>
-          </w:p>
-        </w:tc>
-        <w:tc>
-          <w:p>
-            <w:pPr>
-              <w:pStyle w:val="Compact"/>
-              <w:jc w:val="left"/>
-            </w:pPr>
-            <w:r>
               <w:t xml:space="preserve">cocina (gastronomía)</w:t>
             </w:r>
           </w:p>
@@ -3908,28 +2870,6 @@
               <w:jc w:val="left"/>
             </w:pPr>
             <w:r>
-              <w:t xml:space="preserve">gelenek</w:t>
-            </w:r>
-          </w:p>
-        </w:tc>
-        <w:tc>
-          <w:p>
-            <w:pPr>
-              <w:pStyle w:val="Compact"/>
-              <w:jc w:val="left"/>
-            </w:pPr>
-            <w:r>
-              <w:t xml:space="preserve">tradição</w:t>
-            </w:r>
-          </w:p>
-        </w:tc>
-        <w:tc>
-          <w:p>
-            <w:pPr>
-              <w:pStyle w:val="Compact"/>
-              <w:jc w:val="left"/>
-            </w:pPr>
-            <w:r>
               <w:t xml:space="preserve">tradición</w:t>
             </w:r>
           </w:p>
@@ -3987,28 +2927,6 @@
               <w:jc w:val="left"/>
             </w:pPr>
             <w:r>
-              <w:t xml:space="preserve">gıda maliyeti</w:t>
-            </w:r>
-          </w:p>
-        </w:tc>
-        <w:tc>
-          <w:p>
-            <w:pPr>
-              <w:pStyle w:val="Compact"/>
-              <w:jc w:val="left"/>
-            </w:pPr>
-            <w:r>
-              <w:t xml:space="preserve">custo dos alimentos</w:t>
-            </w:r>
-          </w:p>
-        </w:tc>
-        <w:tc>
-          <w:p>
-            <w:pPr>
-              <w:pStyle w:val="Compact"/>
-              <w:jc w:val="left"/>
-            </w:pPr>
-            <w:r>
               <w:t xml:space="preserve">costo de los alimentos</w:t>
             </w:r>
           </w:p>
@@ -4066,28 +2984,6 @@
               <w:jc w:val="left"/>
             </w:pPr>
             <w:r>
-              <w:t xml:space="preserve">porsiyon başına</w:t>
-            </w:r>
-          </w:p>
-        </w:tc>
-        <w:tc>
-          <w:p>
-            <w:pPr>
-              <w:pStyle w:val="Compact"/>
-              <w:jc w:val="left"/>
-            </w:pPr>
-            <w:r>
-              <w:t xml:space="preserve">por porção</w:t>
-            </w:r>
-          </w:p>
-        </w:tc>
-        <w:tc>
-          <w:p>
-            <w:pPr>
-              <w:pStyle w:val="Compact"/>
-              <w:jc w:val="left"/>
-            </w:pPr>
-            <w:r>
               <w:t xml:space="preserve">por porción</w:t>
             </w:r>
           </w:p>
@@ -4135,28 +3031,6 @@
             </w:pPr>
             <w:r>
               <w:t xml:space="preserve">A food safety certificate. A high school student can earn it, and restaurants ask for it.</w:t>
-            </w:r>
-          </w:p>
-        </w:tc>
-        <w:tc>
-          <w:p>
-            <w:pPr>
-              <w:pStyle w:val="Compact"/>
-              <w:jc w:val="left"/>
-            </w:pPr>
-            <w:r>
-              <w:t xml:space="preserve">ServSafe (gıda güvenliği sertifikası)</w:t>
-            </w:r>
-          </w:p>
-        </w:tc>
-        <w:tc>
-          <w:p>
-            <w:pPr>
-              <w:pStyle w:val="Compact"/>
-              <w:jc w:val="left"/>
-            </w:pPr>
-            <w:r>
-              <w:t xml:space="preserve">ServSafe (certificado de segurança alimentar)</w:t>
             </w:r>
           </w:p>
         </w:tc>
@@ -4208,10 +3082,8 @@
         <w:tblLook w:firstRow="1"/>
       </w:tblPr>
       <w:tblGrid>
-        <w:gridCol w:w="1980"/>
-        <w:gridCol w:w="1980"/>
-        <w:gridCol w:w="1980"/>
-        <w:gridCol w:w="1980"/>
+        <w:gridCol w:w="3960"/>
+        <w:gridCol w:w="3960"/>
       </w:tblGrid>
       <w:tr>
         <w:trPr>
@@ -4247,40 +3119,6 @@
               <w:jc w:val="left"/>
             </w:pPr>
             <w:r>
-              <w:t xml:space="preserve">Turkish</w:t>
-            </w:r>
-          </w:p>
-        </w:tc>
-        <w:tc>
-          <w:tcPr>
-            <w:tcBorders>
-              <w:bottom w:val="single"/>
-            </w:tcBorders>
-            <w:vAlign w:val="bottom"/>
-          </w:tcPr>
-          <w:p>
-            <w:pPr>
-              <w:pStyle w:val="Compact"/>
-              <w:jc w:val="left"/>
-            </w:pPr>
-            <w:r>
-              <w:t xml:space="preserve">Portuguese</w:t>
-            </w:r>
-          </w:p>
-        </w:tc>
-        <w:tc>
-          <w:tcPr>
-            <w:tcBorders>
-              <w:bottom w:val="single"/>
-            </w:tcBorders>
-            <w:vAlign w:val="bottom"/>
-          </w:tcPr>
-          <w:p>
-            <w:pPr>
-              <w:pStyle w:val="Compact"/>
-              <w:jc w:val="left"/>
-            </w:pPr>
-            <w:r>
               <w:t xml:space="preserve">Spanish</w:t>
             </w:r>
           </w:p>
@@ -4325,7 +3163,7 @@
               <w:jc w:val="left"/>
             </w:pPr>
             <w:r>
-              <w:t xml:space="preserve">Görevim</w:t>
+              <w:t xml:space="preserve">Mi puesto es</w:t>
             </w:r>
             <w:r>
               <w:t xml:space="preserve"> </w:t>
@@ -4335,7 +3173,7 @@
                 <w:i/>
                 <w:b/>
               </w:rPr>
-              <w:t xml:space="preserve">. İşim</w:t>
+              <w:t xml:space="preserve">. Mi trabajo es</w:t>
             </w:r>
             <w:r>
               <w:rPr>
@@ -4345,75 +3183,10 @@
               <w:t xml:space="preserve"> </w:t>
             </w:r>
             <w:r>
-              <w:t xml:space="preserve"> </w:t>
-            </w:r>
-            <w:r>
-              <w:t xml:space="preserve">yapmak.</w:t>
-            </w:r>
-          </w:p>
-        </w:tc>
-        <w:tc>
-          <w:p>
-            <w:pPr>
-              <w:pStyle w:val="Compact"/>
-              <w:jc w:val="left"/>
-            </w:pPr>
-            <w:r>
-              <w:t xml:space="preserve">Minha função é</w:t>
-            </w:r>
-            <w:r>
-              <w:t xml:space="preserve"> </w:t>
-            </w:r>
-            <w:r>
-              <w:rPr>
-                <w:i/>
-                <w:b/>
-              </w:rPr>
-              <w:t xml:space="preserve">. Meu trabalho é</w:t>
-            </w:r>
-            <w:r>
-              <w:rPr>
-                <w:i/>
-                <w:b/>
-              </w:rPr>
-              <w:t xml:space="preserve"> </w:t>
-            </w:r>
-            <w:r>
               <w:t xml:space="preserve">.</w:t>
             </w:r>
           </w:p>
         </w:tc>
-        <w:tc>
-          <w:p>
-            <w:pPr>
-              <w:pStyle w:val="Compact"/>
-              <w:jc w:val="left"/>
-            </w:pPr>
-            <w:r>
-              <w:t xml:space="preserve">Mi puesto es</w:t>
-            </w:r>
-            <w:r>
-              <w:t xml:space="preserve"> </w:t>
-            </w:r>
-            <w:r>
-              <w:rPr>
-                <w:i/>
-                <w:b/>
-              </w:rPr>
-              <w:t xml:space="preserve">. Mi trabajo es</w:t>
-            </w:r>
-            <w:r>
-              <w:rPr>
-                <w:i/>
-                <w:b/>
-              </w:rPr>
-              <w:t xml:space="preserve"> </w:t>
-            </w:r>
-            <w:r>
-              <w:t xml:space="preserve">.</w:t>
-            </w:r>
-          </w:p>
-        </w:tc>
       </w:tr>
       <w:tr>
         <w:tc>
@@ -4434,28 +3207,6 @@
               <w:jc w:val="left"/>
             </w:pPr>
             <w:r>
-              <w:t xml:space="preserve">Bu bölümdeki görevim ___.</w:t>
-            </w:r>
-          </w:p>
-        </w:tc>
-        <w:tc>
-          <w:p>
-            <w:pPr>
-              <w:pStyle w:val="Compact"/>
-              <w:jc w:val="left"/>
-            </w:pPr>
-            <w:r>
-              <w:t xml:space="preserve">Meu trabalho neste bloco é ___.</w:t>
-            </w:r>
-          </w:p>
-        </w:tc>
-        <w:tc>
-          <w:p>
-            <w:pPr>
-              <w:pStyle w:val="Compact"/>
-              <w:jc w:val="left"/>
-            </w:pPr>
-            <w:r>
               <w:t xml:space="preserve">Mi trabajo en este bloque es ___.</w:t>
             </w:r>
           </w:p>
@@ -4480,28 +3231,6 @@
               <w:jc w:val="left"/>
             </w:pPr>
             <w:r>
-              <w:t xml:space="preserve">Sıradaki adım ___.</w:t>
-            </w:r>
-          </w:p>
-        </w:tc>
-        <w:tc>
-          <w:p>
-            <w:pPr>
-              <w:pStyle w:val="Compact"/>
-              <w:jc w:val="left"/>
-            </w:pPr>
-            <w:r>
-              <w:t xml:space="preserve">O próximo passo é ___.</w:t>
-            </w:r>
-          </w:p>
-        </w:tc>
-        <w:tc>
-          <w:p>
-            <w:pPr>
-              <w:pStyle w:val="Compact"/>
-              <w:jc w:val="left"/>
-            </w:pPr>
-            <w:r>
               <w:t xml:space="preserve">El siguiente paso es ___.</w:t>
             </w:r>
           </w:p>
@@ -4526,28 +3255,6 @@
               <w:jc w:val="left"/>
             </w:pPr>
             <w:r>
-              <w:t xml:space="preserve">___ lazım, lütfen.</w:t>
-            </w:r>
-          </w:p>
-        </w:tc>
-        <w:tc>
-          <w:p>
-            <w:pPr>
-              <w:pStyle w:val="Compact"/>
-              <w:jc w:val="left"/>
-            </w:pPr>
-            <w:r>
-              <w:t xml:space="preserve">Preciso do ___, por favor.</w:t>
-            </w:r>
-          </w:p>
-        </w:tc>
-        <w:tc>
-          <w:p>
-            <w:pPr>
-              <w:pStyle w:val="Compact"/>
-              <w:jc w:val="left"/>
-            </w:pPr>
-            <w:r>
               <w:t xml:space="preserve">Necesito el ___, por favor.</w:t>
             </w:r>
           </w:p>
@@ -4572,28 +3279,6 @@
               <w:jc w:val="left"/>
             </w:pPr>
             <w:r>
-              <w:t xml:space="preserve">Dikkat, bu sıcak.</w:t>
-            </w:r>
-          </w:p>
-        </w:tc>
-        <w:tc>
-          <w:p>
-            <w:pPr>
-              <w:pStyle w:val="Compact"/>
-              <w:jc w:val="left"/>
-            </w:pPr>
-            <w:r>
-              <w:t xml:space="preserve">Cuidado, está quente.</w:t>
-            </w:r>
-          </w:p>
-        </w:tc>
-        <w:tc>
-          <w:p>
-            <w:pPr>
-              <w:pStyle w:val="Compact"/>
-              <w:jc w:val="left"/>
-            </w:pPr>
-            <w:r>
               <w:t xml:space="preserve">Cuidado, esto está caliente.</w:t>
             </w:r>
           </w:p>
@@ -4618,28 +3303,6 @@
               <w:jc w:val="left"/>
             </w:pPr>
             <w:r>
-              <w:t xml:space="preserve">Öğretmenim, fırın için / süzmek için hazırız.</w:t>
-            </w:r>
-          </w:p>
-        </w:tc>
-        <w:tc>
-          <w:p>
-            <w:pPr>
-              <w:pStyle w:val="Compact"/>
-              <w:jc w:val="left"/>
-            </w:pPr>
-            <w:r>
-              <w:t xml:space="preserve">Professor, estamos prontos para o forno / para escorrer.</w:t>
-            </w:r>
-          </w:p>
-        </w:tc>
-        <w:tc>
-          <w:p>
-            <w:pPr>
-              <w:pStyle w:val="Compact"/>
-              <w:jc w:val="left"/>
-            </w:pPr>
-            <w:r>
               <w:t xml:space="preserve">Maestro, estamos listos para el horno / para colar.</w:t>
             </w:r>
           </w:p>
@@ -4664,28 +3327,6 @@
               <w:jc w:val="left"/>
             </w:pPr>
             <w:r>
-              <w:t xml:space="preserve">___ olduğunda bitmiş olacak.</w:t>
-            </w:r>
-          </w:p>
-        </w:tc>
-        <w:tc>
-          <w:p>
-            <w:pPr>
-              <w:pStyle w:val="Compact"/>
-              <w:jc w:val="left"/>
-            </w:pPr>
-            <w:r>
-              <w:t xml:space="preserve">Estará pronto quando ___.</w:t>
-            </w:r>
-          </w:p>
-        </w:tc>
-        <w:tc>
-          <w:p>
-            <w:pPr>
-              <w:pStyle w:val="Compact"/>
-              <w:jc w:val="left"/>
-            </w:pPr>
-            <w:r>
               <w:t xml:space="preserve">Estará listo cuando ___.</w:t>
             </w:r>
           </w:p>
@@ -4700,28 +3341,6 @@
             </w:pPr>
             <w:r>
               <w:t xml:space="preserve">Our station is clean. Everything is put away.</w:t>
-            </w:r>
-          </w:p>
-        </w:tc>
-        <w:tc>
-          <w:p>
-            <w:pPr>
-              <w:pStyle w:val="Compact"/>
-              <w:jc w:val="left"/>
-            </w:pPr>
-            <w:r>
-              <w:t xml:space="preserve">İstasyonumuz temiz. Her şey yerinde.</w:t>
-            </w:r>
-          </w:p>
-        </w:tc>
-        <w:tc>
-          <w:p>
-            <w:pPr>
-              <w:pStyle w:val="Compact"/>
-              <w:jc w:val="left"/>
-            </w:pPr>
-            <w:r>
-              <w:t xml:space="preserve">Nossa estação está limpa. Tudo guardado.</w:t>
             </w:r>
           </w:p>
         </w:tc>
@@ -4755,10 +3374,8 @@
         <w:tblLook w:firstRow="1"/>
       </w:tblPr>
       <w:tblGrid>
-        <w:gridCol w:w="1980"/>
-        <w:gridCol w:w="1980"/>
-        <w:gridCol w:w="1980"/>
-        <w:gridCol w:w="1980"/>
+        <w:gridCol w:w="3960"/>
+        <w:gridCol w:w="3960"/>
       </w:tblGrid>
       <w:tr>
         <w:trPr>
@@ -4794,40 +3411,6 @@
               <w:jc w:val="left"/>
             </w:pPr>
             <w:r>
-              <w:t xml:space="preserve">Turkish</w:t>
-            </w:r>
-          </w:p>
-        </w:tc>
-        <w:tc>
-          <w:tcPr>
-            <w:tcBorders>
-              <w:bottom w:val="single"/>
-            </w:tcBorders>
-            <w:vAlign w:val="bottom"/>
-          </w:tcPr>
-          <w:p>
-            <w:pPr>
-              <w:pStyle w:val="Compact"/>
-              <w:jc w:val="left"/>
-            </w:pPr>
-            <w:r>
-              <w:t xml:space="preserve">Portuguese</w:t>
-            </w:r>
-          </w:p>
-        </w:tc>
-        <w:tc>
-          <w:tcPr>
-            <w:tcBorders>
-              <w:bottom w:val="single"/>
-            </w:tcBorders>
-            <w:vAlign w:val="bottom"/>
-          </w:tcPr>
-          <w:p>
-            <w:pPr>
-              <w:pStyle w:val="Compact"/>
-              <w:jc w:val="left"/>
-            </w:pPr>
-            <w:r>
               <w:t xml:space="preserve">Spanish</w:t>
             </w:r>
           </w:p>
@@ -4852,28 +3435,6 @@
               <w:jc w:val="left"/>
             </w:pPr>
             <w:r>
-              <w:t xml:space="preserve">Bu yemeğin adı ___ ve ___ mutfağından geliyor.</w:t>
-            </w:r>
-          </w:p>
-        </w:tc>
-        <w:tc>
-          <w:p>
-            <w:pPr>
-              <w:pStyle w:val="Compact"/>
-              <w:jc w:val="left"/>
-            </w:pPr>
-            <w:r>
-              <w:t xml:space="preserve">Este prato se chama ___ e vem de ___.</w:t>
-            </w:r>
-          </w:p>
-        </w:tc>
-        <w:tc>
-          <w:p>
-            <w:pPr>
-              <w:pStyle w:val="Compact"/>
-              <w:jc w:val="left"/>
-            </w:pPr>
-            <w:r>
               <w:t xml:space="preserve">Este plato se llama ___ y viene de ___.</w:t>
             </w:r>
           </w:p>
@@ -4898,28 +3459,6 @@
               <w:jc w:val="left"/>
             </w:pPr>
             <w:r>
-              <w:t xml:space="preserve">Ana malzemeleri ___.</w:t>
-            </w:r>
-          </w:p>
-        </w:tc>
-        <w:tc>
-          <w:p>
-            <w:pPr>
-              <w:pStyle w:val="Compact"/>
-              <w:jc w:val="left"/>
-            </w:pPr>
-            <w:r>
-              <w:t xml:space="preserve">Os ingredientes principais são ___.</w:t>
-            </w:r>
-          </w:p>
-        </w:tc>
-        <w:tc>
-          <w:p>
-            <w:pPr>
-              <w:pStyle w:val="Compact"/>
-              <w:jc w:val="left"/>
-            </w:pPr>
-            <w:r>
               <w:t xml:space="preserve">Los ingredientes principales son ___.</w:t>
             </w:r>
           </w:p>
@@ -4934,28 +3473,6 @@
             </w:pPr>
             <w:r>
               <w:t xml:space="preserve">It is cooked by ___ing it.</w:t>
-            </w:r>
-          </w:p>
-        </w:tc>
-        <w:tc>
-          <w:p>
-            <w:pPr>
-              <w:pStyle w:val="Compact"/>
-              <w:jc w:val="left"/>
-            </w:pPr>
-            <w:r>
-              <w:t xml:space="preserve">___ yöntemiyle pişiriliyor.</w:t>
-            </w:r>
-          </w:p>
-        </w:tc>
-        <w:tc>
-          <w:p>
-            <w:pPr>
-              <w:pStyle w:val="Compact"/>
-              <w:jc w:val="left"/>
-            </w:pPr>
-            <w:r>
-              <w:t xml:space="preserve">É preparado ___ndo.</w:t>
             </w:r>
           </w:p>
         </w:tc>
@@ -5013,18 +3530,7 @@
               <w:jc w:val="left"/>
             </w:pPr>
             <w:r>
-              <w:t xml:space="preserve">___ ülkesinde ___ ile yapılıyor, ama ___ ülkesinde ___ ile yapılıyor.</w:t>
-            </w:r>
-          </w:p>
-        </w:tc>
-        <w:tc>
-          <w:p>
-            <w:pPr>
-              <w:pStyle w:val="Compact"/>
-              <w:jc w:val="left"/>
-            </w:pPr>
-            <w:r>
-              <w:t xml:space="preserve">Em ___ é feito com</w:t>
+              <w:t xml:space="preserve">En ___ se hace con</w:t>
             </w:r>
             <w:r>
               <w:t xml:space="preserve"> </w:t>
@@ -5034,7 +3540,7 @@
                 <w:i/>
                 <w:b/>
               </w:rPr>
-              <w:t xml:space="preserve">, mas em</w:t>
+              <w:t xml:space="preserve">, pero en</w:t>
             </w:r>
             <w:r>
               <w:rPr>
@@ -5047,40 +3553,6 @@
               <w:t xml:space="preserve"> </w:t>
             </w:r>
             <w:r>
-              <w:t xml:space="preserve">é feito com ___.</w:t>
-            </w:r>
-          </w:p>
-        </w:tc>
-        <w:tc>
-          <w:p>
-            <w:pPr>
-              <w:pStyle w:val="Compact"/>
-              <w:jc w:val="left"/>
-            </w:pPr>
-            <w:r>
-              <w:t xml:space="preserve">En ___ se hace con</w:t>
-            </w:r>
-            <w:r>
-              <w:t xml:space="preserve"> </w:t>
-            </w:r>
-            <w:r>
-              <w:rPr>
-                <w:i/>
-                <w:b/>
-              </w:rPr>
-              <w:t xml:space="preserve">, pero en</w:t>
-            </w:r>
-            <w:r>
-              <w:rPr>
-                <w:i/>
-                <w:b/>
-              </w:rPr>
-              <w:t xml:space="preserve"> </w:t>
-            </w:r>
-            <w:r>
-              <w:t xml:space="preserve"> </w:t>
-            </w:r>
-            <w:r>
               <w:t xml:space="preserve">se hace con ___.</w:t>
             </w:r>
           </w:p>
@@ -5105,28 +3577,6 @@
               <w:jc w:val="left"/>
             </w:pPr>
             <w:r>
-              <w:t xml:space="preserve">Aralarındaki fark ___.</w:t>
-            </w:r>
-          </w:p>
-        </w:tc>
-        <w:tc>
-          <w:p>
-            <w:pPr>
-              <w:pStyle w:val="Compact"/>
-              <w:jc w:val="left"/>
-            </w:pPr>
-            <w:r>
-              <w:t xml:space="preserve">O que muda entre eles é ___.</w:t>
-            </w:r>
-          </w:p>
-        </w:tc>
-        <w:tc>
-          <w:p>
-            <w:pPr>
-              <w:pStyle w:val="Compact"/>
-              <w:jc w:val="left"/>
-            </w:pPr>
-            <w:r>
               <w:t xml:space="preserve">Lo que cambia entre ellos es ___.</w:t>
             </w:r>
           </w:p>
@@ -5151,28 +3601,6 @@
               <w:jc w:val="left"/>
             </w:pPr>
             <w:r>
-              <w:t xml:space="preserve">Aynı kalan şey ___.</w:t>
-            </w:r>
-          </w:p>
-        </w:tc>
-        <w:tc>
-          <w:p>
-            <w:pPr>
-              <w:pStyle w:val="Compact"/>
-              <w:jc w:val="left"/>
-            </w:pPr>
-            <w:r>
-              <w:t xml:space="preserve">O que continua igual é ___.</w:t>
-            </w:r>
-          </w:p>
-        </w:tc>
-        <w:tc>
-          <w:p>
-            <w:pPr>
-              <w:pStyle w:val="Compact"/>
-              <w:jc w:val="left"/>
-            </w:pPr>
-            <w:r>
               <w:t xml:space="preserve">Lo que sigue igual es ___.</w:t>
             </w:r>
           </w:p>
@@ -5197,28 +3625,6 @@
               <w:jc w:val="left"/>
             </w:pPr>
             <w:r>
-              <w:t xml:space="preserve">İnsanlar bunu ___ zamanında yiyor.</w:t>
-            </w:r>
-          </w:p>
-        </w:tc>
-        <w:tc>
-          <w:p>
-            <w:pPr>
-              <w:pStyle w:val="Compact"/>
-              <w:jc w:val="left"/>
-            </w:pPr>
-            <w:r>
-              <w:t xml:space="preserve">As pessoas comem isso em ___.</w:t>
-            </w:r>
-          </w:p>
-        </w:tc>
-        <w:tc>
-          <w:p>
-            <w:pPr>
-              <w:pStyle w:val="Compact"/>
-              <w:jc w:val="left"/>
-            </w:pPr>
-            <w:r>
               <w:t xml:space="preserve">La gente lo come en ___.</w:t>
             </w:r>
           </w:p>
@@ -5243,28 +3649,6 @@
               <w:jc w:val="left"/>
             </w:pPr>
             <w:r>
-              <w:t xml:space="preserve">Benim ailem de buna benzer bir şey yapıyor. Biz ona ___ diyoruz.</w:t>
-            </w:r>
-          </w:p>
-        </w:tc>
-        <w:tc>
-          <w:p>
-            <w:pPr>
-              <w:pStyle w:val="Compact"/>
-              <w:jc w:val="left"/>
-            </w:pPr>
-            <w:r>
-              <w:t xml:space="preserve">Minha família faz algo parecido. A gente chama de ___.</w:t>
-            </w:r>
-          </w:p>
-        </w:tc>
-        <w:tc>
-          <w:p>
-            <w:pPr>
-              <w:pStyle w:val="Compact"/>
-              <w:jc w:val="left"/>
-            </w:pPr>
-            <w:r>
               <w:t xml:space="preserve">Mi familia hace algo parecido. Lo llamamos ___.</w:t>
             </w:r>
           </w:p>
@@ -5279,28 +3663,6 @@
             </w:pPr>
             <w:r>
               <w:t xml:space="preserve">My source is ___.</w:t>
-            </w:r>
-          </w:p>
-        </w:tc>
-        <w:tc>
-          <w:p>
-            <w:pPr>
-              <w:pStyle w:val="Compact"/>
-              <w:jc w:val="left"/>
-            </w:pPr>
-            <w:r>
-              <w:t xml:space="preserve">Kaynağım ___.</w:t>
-            </w:r>
-          </w:p>
-        </w:tc>
-        <w:tc>
-          <w:p>
-            <w:pPr>
-              <w:pStyle w:val="Compact"/>
-              <w:jc w:val="left"/>
-            </w:pPr>
-            <w:r>
-              <w:t xml:space="preserve">Minha fonte é ___.</w:t>
             </w:r>
           </w:p>
         </w:tc>
@@ -5334,10 +3696,8 @@
         <w:tblLook w:firstRow="1"/>
       </w:tblPr>
       <w:tblGrid>
-        <w:gridCol w:w="1980"/>
-        <w:gridCol w:w="1980"/>
-        <w:gridCol w:w="1980"/>
-        <w:gridCol w:w="1980"/>
+        <w:gridCol w:w="3960"/>
+        <w:gridCol w:w="3960"/>
       </w:tblGrid>
       <w:tr>
         <w:trPr>
@@ -5373,40 +3733,6 @@
               <w:jc w:val="left"/>
             </w:pPr>
             <w:r>
-              <w:t xml:space="preserve">Turkish</w:t>
-            </w:r>
-          </w:p>
-        </w:tc>
-        <w:tc>
-          <w:tcPr>
-            <w:tcBorders>
-              <w:bottom w:val="single"/>
-            </w:tcBorders>
-            <w:vAlign w:val="bottom"/>
-          </w:tcPr>
-          <w:p>
-            <w:pPr>
-              <w:pStyle w:val="Compact"/>
-              <w:jc w:val="left"/>
-            </w:pPr>
-            <w:r>
-              <w:t xml:space="preserve">Portuguese</w:t>
-            </w:r>
-          </w:p>
-        </w:tc>
-        <w:tc>
-          <w:tcPr>
-            <w:tcBorders>
-              <w:bottom w:val="single"/>
-            </w:tcBorders>
-            <w:vAlign w:val="bottom"/>
-          </w:tcPr>
-          <w:p>
-            <w:pPr>
-              <w:pStyle w:val="Compact"/>
-              <w:jc w:val="left"/>
-            </w:pPr>
-            <w:r>
               <w:t xml:space="preserve">Spanish</w:t>
             </w:r>
           </w:p>
@@ -5451,18 +3777,7 @@
               <w:jc w:val="left"/>
             </w:pPr>
             <w:r>
-              <w:t xml:space="preserve">Planımız ___ dedi. Olan şey ___ oldu.</w:t>
-            </w:r>
-          </w:p>
-        </w:tc>
-        <w:tc>
-          <w:p>
-            <w:pPr>
-              <w:pStyle w:val="Compact"/>
-              <w:jc w:val="left"/>
-            </w:pPr>
-            <w:r>
-              <w:t xml:space="preserve">Nosso plano dizia</w:t>
+              <w:t xml:space="preserve">Nuestro plan decía</w:t>
             </w:r>
             <w:r>
               <w:t xml:space="preserve"> </w:t>
@@ -5472,7 +3787,7 @@
                 <w:i/>
                 <w:b/>
               </w:rPr>
-              <w:t xml:space="preserve">. O que aconteceu foi</w:t>
+              <w:t xml:space="preserve">. Lo que pasó fue</w:t>
             </w:r>
             <w:r>
               <w:rPr>
@@ -5486,14 +3801,16 @@
             </w:r>
           </w:p>
         </w:tc>
-        <w:tc>
-          <w:p>
-            <w:pPr>
-              <w:pStyle w:val="Compact"/>
-              <w:jc w:val="left"/>
-            </w:pPr>
-            <w:r>
-              <w:t xml:space="preserve">Nuestro plan decía</w:t>
+      </w:tr>
+      <w:tr>
+        <w:tc>
+          <w:p>
+            <w:pPr>
+              <w:pStyle w:val="Compact"/>
+              <w:jc w:val="left"/>
+            </w:pPr>
+            <w:r>
+              <w:t xml:space="preserve">We were supposed to serve at minute</w:t>
             </w:r>
             <w:r>
               <w:t xml:space="preserve"> </w:t>
@@ -5503,7 +3820,7 @@
                 <w:i/>
                 <w:b/>
               </w:rPr>
-              <w:t xml:space="preserve">. Lo que pasó fue</w:t>
+              <w:t xml:space="preserve">. We actually served at minute</w:t>
             </w:r>
             <w:r>
               <w:rPr>
@@ -5517,16 +3834,14 @@
             </w:r>
           </w:p>
         </w:tc>
-      </w:tr>
-      <w:tr>
-        <w:tc>
-          <w:p>
-            <w:pPr>
-              <w:pStyle w:val="Compact"/>
-              <w:jc w:val="left"/>
-            </w:pPr>
-            <w:r>
-              <w:t xml:space="preserve">We were supposed to serve at minute</w:t>
+        <w:tc>
+          <w:p>
+            <w:pPr>
+              <w:pStyle w:val="Compact"/>
+              <w:jc w:val="left"/>
+            </w:pPr>
+            <w:r>
+              <w:t xml:space="preserve">Debíamos servir en el minuto</w:t>
             </w:r>
             <w:r>
               <w:t xml:space="preserve"> </w:t>
@@ -5536,7 +3851,7 @@
                 <w:i/>
                 <w:b/>
               </w:rPr>
-              <w:t xml:space="preserve">. We actually served at minute</w:t>
+              <w:t xml:space="preserve">. En realidad servimos en el minuto</w:t>
             </w:r>
             <w:r>
               <w:rPr>
@@ -5550,18 +3865,26 @@
             </w:r>
           </w:p>
         </w:tc>
-        <w:tc>
-          <w:p>
-            <w:pPr>
-              <w:pStyle w:val="Compact"/>
-              <w:jc w:val="left"/>
-            </w:pPr>
+      </w:tr>
+      <w:tr>
+        <w:tc>
+          <w:p>
+            <w:pPr>
+              <w:pStyle w:val="Compact"/>
+              <w:jc w:val="left"/>
+            </w:pPr>
+            <w:r>
+              <w:t xml:space="preserve">Our critical path was</w:t>
+            </w:r>
+            <w:r>
+              <w:t xml:space="preserve"> </w:t>
+            </w:r>
             <w:r>
               <w:rPr>
                 <w:i/>
                 <w:b/>
               </w:rPr>
-              <w:t xml:space="preserve">. dakikada servis yapmalıydık. Gerçekte</w:t>
+              <w:t xml:space="preserve">, and it</w:t>
             </w:r>
             <w:r>
               <w:rPr>
@@ -5571,18 +3894,21 @@
               <w:t xml:space="preserve"> </w:t>
             </w:r>
             <w:r>
-              <w:t xml:space="preserve">. dakikada yaptık.</w:t>
-            </w:r>
-          </w:p>
-        </w:tc>
-        <w:tc>
-          <w:p>
-            <w:pPr>
-              <w:pStyle w:val="Compact"/>
-              <w:jc w:val="left"/>
-            </w:pPr>
-            <w:r>
-              <w:t xml:space="preserve">Devíamos servir no minuto</w:t>
+              <w:t xml:space="preserve"> </w:t>
+            </w:r>
+            <w:r>
+              <w:t xml:space="preserve">(held / slipped).</w:t>
+            </w:r>
+          </w:p>
+        </w:tc>
+        <w:tc>
+          <w:p>
+            <w:pPr>
+              <w:pStyle w:val="Compact"/>
+              <w:jc w:val="left"/>
+            </w:pPr>
+            <w:r>
+              <w:t xml:space="preserve">Nuestra ruta crítica fue</w:t>
             </w:r>
             <w:r>
               <w:t xml:space="preserve"> </w:t>
@@ -5592,7 +3918,7 @@
                 <w:i/>
                 <w:b/>
               </w:rPr>
-              <w:t xml:space="preserve">. Na verdade servimos no minuto</w:t>
+              <w:t xml:space="preserve">, y</w:t>
             </w:r>
             <w:r>
               <w:rPr>
@@ -5602,28 +3928,54 @@
               <w:t xml:space="preserve"> </w:t>
             </w:r>
             <w:r>
-              <w:t xml:space="preserve">.</w:t>
-            </w:r>
-          </w:p>
-        </w:tc>
-        <w:tc>
-          <w:p>
-            <w:pPr>
-              <w:pStyle w:val="Compact"/>
-              <w:jc w:val="left"/>
-            </w:pPr>
-            <w:r>
-              <w:t xml:space="preserve">Debíamos servir en el minuto</w:t>
-            </w:r>
-            <w:r>
               <w:t xml:space="preserve"> </w:t>
+            </w:r>
+            <w:r>
+              <w:t xml:space="preserve">(funcionó / se retrasó).</w:t>
+            </w:r>
+          </w:p>
+        </w:tc>
+      </w:tr>
+      <w:tr>
+        <w:tc>
+          <w:p>
+            <w:pPr>
+              <w:pStyle w:val="Compact"/>
+              <w:jc w:val="left"/>
+            </w:pPr>
+            <w:r>
+              <w:t xml:space="preserve">It cost $___ per person. We planned $___.</w:t>
+            </w:r>
+          </w:p>
+        </w:tc>
+        <w:tc>
+          <w:p>
+            <w:pPr>
+              <w:pStyle w:val="Compact"/>
+              <w:jc w:val="left"/>
+            </w:pPr>
+            <w:r>
+              <w:t xml:space="preserve">Costó $___ por persona. Planeamos $___.</w:t>
+            </w:r>
+          </w:p>
+        </w:tc>
+      </w:tr>
+      <w:tr>
+        <w:tc>
+          <w:p>
+            <w:pPr>
+              <w:pStyle w:val="Compact"/>
+              <w:jc w:val="left"/>
+            </w:pPr>
+            <w:r>
+              <w:t xml:space="preserve">The difference is $</w:t>
             </w:r>
             <w:r>
               <w:rPr>
                 <w:i/>
                 <w:b/>
               </w:rPr>
-              <w:t xml:space="preserve">. En realidad servimos en el minuto</w:t>
+              <w:t xml:space="preserve">, and the reason is</w:t>
             </w:r>
             <w:r>
               <w:rPr>
@@ -5637,26 +3989,21 @@
             </w:r>
           </w:p>
         </w:tc>
-      </w:tr>
-      <w:tr>
-        <w:tc>
-          <w:p>
-            <w:pPr>
-              <w:pStyle w:val="Compact"/>
-              <w:jc w:val="left"/>
-            </w:pPr>
-            <w:r>
-              <w:t xml:space="preserve">Our critical path was</w:t>
-            </w:r>
-            <w:r>
-              <w:t xml:space="preserve"> </w:t>
+        <w:tc>
+          <w:p>
+            <w:pPr>
+              <w:pStyle w:val="Compact"/>
+              <w:jc w:val="left"/>
+            </w:pPr>
+            <w:r>
+              <w:t xml:space="preserve">La diferencia es $</w:t>
             </w:r>
             <w:r>
               <w:rPr>
                 <w:i/>
                 <w:b/>
               </w:rPr>
-              <w:t xml:space="preserve">, and it</w:t>
+              <w:t xml:space="preserve">, y la razón es</w:t>
             </w:r>
             <w:r>
               <w:rPr>
@@ -5666,235 +4013,10 @@
               <w:t xml:space="preserve"> </w:t>
             </w:r>
             <w:r>
-              <w:t xml:space="preserve"> </w:t>
-            </w:r>
-            <w:r>
-              <w:t xml:space="preserve">(held / slipped).</w:t>
-            </w:r>
-          </w:p>
-        </w:tc>
-        <w:tc>
-          <w:p>
-            <w:pPr>
-              <w:pStyle w:val="Compact"/>
-              <w:jc w:val="left"/>
-            </w:pPr>
-            <w:r>
-              <w:t xml:space="preserve">Kritik yolumuz ___ idi ve ___ (tuttu / kaydı).</w:t>
-            </w:r>
-          </w:p>
-        </w:tc>
-        <w:tc>
-          <w:p>
-            <w:pPr>
-              <w:pStyle w:val="Compact"/>
-              <w:jc w:val="left"/>
-            </w:pPr>
-            <w:r>
-              <w:t xml:space="preserve">Nosso caminho crítico foi</w:t>
-            </w:r>
-            <w:r>
-              <w:t xml:space="preserve"> </w:t>
-            </w:r>
-            <w:r>
-              <w:rPr>
-                <w:i/>
-                <w:b/>
-              </w:rPr>
-              <w:t xml:space="preserve">, e ele</w:t>
-            </w:r>
-            <w:r>
-              <w:rPr>
-                <w:i/>
-                <w:b/>
-              </w:rPr>
-              <w:t xml:space="preserve"> </w:t>
-            </w:r>
-            <w:r>
-              <w:t xml:space="preserve"> </w:t>
-            </w:r>
-            <w:r>
-              <w:t xml:space="preserve">(funcionou / atrasou).</w:t>
-            </w:r>
-          </w:p>
-        </w:tc>
-        <w:tc>
-          <w:p>
-            <w:pPr>
-              <w:pStyle w:val="Compact"/>
-              <w:jc w:val="left"/>
-            </w:pPr>
-            <w:r>
-              <w:t xml:space="preserve">Nuestra ruta crítica fue</w:t>
-            </w:r>
-            <w:r>
-              <w:t xml:space="preserve"> </w:t>
-            </w:r>
-            <w:r>
-              <w:rPr>
-                <w:i/>
-                <w:b/>
-              </w:rPr>
-              <w:t xml:space="preserve">, y</w:t>
-            </w:r>
-            <w:r>
-              <w:rPr>
-                <w:i/>
-                <w:b/>
-              </w:rPr>
-              <w:t xml:space="preserve"> </w:t>
-            </w:r>
-            <w:r>
-              <w:t xml:space="preserve"> </w:t>
-            </w:r>
-            <w:r>
-              <w:t xml:space="preserve">(funcionó / se retrasó).</w:t>
-            </w:r>
-          </w:p>
-        </w:tc>
-      </w:tr>
-      <w:tr>
-        <w:tc>
-          <w:p>
-            <w:pPr>
-              <w:pStyle w:val="Compact"/>
-              <w:jc w:val="left"/>
-            </w:pPr>
-            <w:r>
-              <w:t xml:space="preserve">It cost $___ per person. We planned $___.</w:t>
-            </w:r>
-          </w:p>
-        </w:tc>
-        <w:tc>
-          <w:p>
-            <w:pPr>
-              <w:pStyle w:val="Compact"/>
-              <w:jc w:val="left"/>
-            </w:pPr>
-            <w:r>
-              <w:t xml:space="preserve">Kişi başı ___ dolara geldi. ___ dolar planlamıştık.</w:t>
-            </w:r>
-          </w:p>
-        </w:tc>
-        <w:tc>
-          <w:p>
-            <w:pPr>
-              <w:pStyle w:val="Compact"/>
-              <w:jc w:val="left"/>
-            </w:pPr>
-            <w:r>
-              <w:t xml:space="preserve">Custou $___ por pessoa. Planejamos $___.</w:t>
-            </w:r>
-          </w:p>
-        </w:tc>
-        <w:tc>
-          <w:p>
-            <w:pPr>
-              <w:pStyle w:val="Compact"/>
-              <w:jc w:val="left"/>
-            </w:pPr>
-            <w:r>
-              <w:t xml:space="preserve">Costó $___ por persona. Planeamos $___.</w:t>
-            </w:r>
-          </w:p>
-        </w:tc>
-      </w:tr>
-      <w:tr>
-        <w:tc>
-          <w:p>
-            <w:pPr>
-              <w:pStyle w:val="Compact"/>
-              <w:jc w:val="left"/>
-            </w:pPr>
-            <w:r>
-              <w:t xml:space="preserve">The difference is $</w:t>
-            </w:r>
-            <w:r>
-              <w:rPr>
-                <w:i/>
-                <w:b/>
-              </w:rPr>
-              <w:t xml:space="preserve">, and the reason is</w:t>
-            </w:r>
-            <w:r>
-              <w:rPr>
-                <w:i/>
-                <w:b/>
-              </w:rPr>
-              <w:t xml:space="preserve"> </w:t>
-            </w:r>
-            <w:r>
               <w:t xml:space="preserve">.</w:t>
             </w:r>
           </w:p>
         </w:tc>
-        <w:tc>
-          <w:p>
-            <w:pPr>
-              <w:pStyle w:val="Compact"/>
-              <w:jc w:val="left"/>
-            </w:pPr>
-            <w:r>
-              <w:t xml:space="preserve">Fark ___ dolar ve sebebi ___.</w:t>
-            </w:r>
-          </w:p>
-        </w:tc>
-        <w:tc>
-          <w:p>
-            <w:pPr>
-              <w:pStyle w:val="Compact"/>
-              <w:jc w:val="left"/>
-            </w:pPr>
-            <w:r>
-              <w:t xml:space="preserve">A diferença é $</w:t>
-            </w:r>
-            <w:r>
-              <w:rPr>
-                <w:i/>
-                <w:b/>
-              </w:rPr>
-              <w:t xml:space="preserve">, e o motivo é</w:t>
-            </w:r>
-            <w:r>
-              <w:rPr>
-                <w:i/>
-                <w:b/>
-              </w:rPr>
-              <w:t xml:space="preserve"> </w:t>
-            </w:r>
-            <w:r>
-              <w:t xml:space="preserve">.</w:t>
-            </w:r>
-          </w:p>
-        </w:tc>
-        <w:tc>
-          <w:p>
-            <w:pPr>
-              <w:pStyle w:val="Compact"/>
-              <w:jc w:val="left"/>
-            </w:pPr>
-            <w:r>
-              <w:t xml:space="preserve">La diferencia es $</w:t>
-            </w:r>
-            <w:r>
-              <w:rPr>
-                <w:i/>
-                <w:b/>
-              </w:rPr>
-              <w:t xml:space="preserve">, y la razón es</w:t>
-            </w:r>
-            <w:r>
-              <w:rPr>
-                <w:i/>
-                <w:b/>
-              </w:rPr>
-              <w:t xml:space="preserve"> </w:t>
-            </w:r>
-            <w:r>
-              <w:t xml:space="preserve">.</w:t>
-            </w:r>
-          </w:p>
-        </w:tc>
       </w:tr>
       <w:tr>
         <w:tc>
@@ -5915,51 +4037,6 @@
               <w:jc w:val="left"/>
             </w:pPr>
             <w:r>
-              <w:t xml:space="preserve">Bir dahaki sefere</w:t>
-            </w:r>
-            <w:r>
-              <w:t xml:space="preserve"> </w:t>
-            </w:r>
-            <w:r>
-              <w:rPr>
-                <w:i/>
-                <w:b/>
-              </w:rPr>
-              <w:t xml:space="preserve">. bölümde</w:t>
-            </w:r>
-            <w:r>
-              <w:rPr>
-                <w:i/>
-                <w:b/>
-              </w:rPr>
-              <w:t xml:space="preserve"> </w:t>
-            </w:r>
-            <w:r>
-              <w:t xml:space="preserve"> </w:t>
-            </w:r>
-            <w:r>
-              <w:t xml:space="preserve">değiştirirdim.</w:t>
-            </w:r>
-          </w:p>
-        </w:tc>
-        <w:tc>
-          <w:p>
-            <w:pPr>
-              <w:pStyle w:val="Compact"/>
-              <w:jc w:val="left"/>
-            </w:pPr>
-            <w:r>
-              <w:t xml:space="preserve">Na próxima vez eu mudaria ___ no bloco ___.</w:t>
-            </w:r>
-          </w:p>
-        </w:tc>
-        <w:tc>
-          <w:p>
-            <w:pPr>
-              <w:pStyle w:val="Compact"/>
-              <w:jc w:val="left"/>
-            </w:pPr>
-            <w:r>
               <w:t xml:space="preserve">La próxima vez cambiaría ___ en el bloque ___.</w:t>
             </w:r>
           </w:p>
@@ -5984,28 +4061,6 @@
               <w:jc w:val="left"/>
             </w:pPr>
             <w:r>
-              <w:t xml:space="preserve">Bunu değiştirirsek ___ daha zor olurdu.</w:t>
-            </w:r>
-          </w:p>
-        </w:tc>
-        <w:tc>
-          <w:p>
-            <w:pPr>
-              <w:pStyle w:val="Compact"/>
-              <w:jc w:val="left"/>
-            </w:pPr>
-            <w:r>
-              <w:t xml:space="preserve">Se mudássemos isso, ___ ficaria mais difícil.</w:t>
-            </w:r>
-          </w:p>
-        </w:tc>
-        <w:tc>
-          <w:p>
-            <w:pPr>
-              <w:pStyle w:val="Compact"/>
-              <w:jc w:val="left"/>
-            </w:pPr>
-            <w:r>
               <w:t xml:space="preserve">Si cambiáramos eso, ___ sería más difícil.</w:t>
             </w:r>
           </w:p>
@@ -6030,28 +4085,6 @@
               <w:jc w:val="left"/>
             </w:pPr>
             <w:r>
-              <w:t xml:space="preserve">İstasyonumuzun iyi yaptığı bir şey ___.</w:t>
-            </w:r>
-          </w:p>
-        </w:tc>
-        <w:tc>
-          <w:p>
-            <w:pPr>
-              <w:pStyle w:val="Compact"/>
-              <w:jc w:val="left"/>
-            </w:pPr>
-            <w:r>
-              <w:t xml:space="preserve">Uma coisa que nossa estação fez bem foi ___.</w:t>
-            </w:r>
-          </w:p>
-        </w:tc>
-        <w:tc>
-          <w:p>
-            <w:pPr>
-              <w:pStyle w:val="Compact"/>
-              <w:jc w:val="left"/>
-            </w:pPr>
-            <w:r>
               <w:t xml:space="preserve">Algo que nuestra estación hizo bien fue ___.</w:t>
             </w:r>
           </w:p>
@@ -6066,28 +4099,6 @@
             </w:pPr>
             <w:r>
               <w:t xml:space="preserve">One thing I would tell somebody at home about this meal is ___.</w:t>
-            </w:r>
-          </w:p>
-        </w:tc>
-        <w:tc>
-          <w:p>
-            <w:pPr>
-              <w:pStyle w:val="Compact"/>
-              <w:jc w:val="left"/>
-            </w:pPr>
-            <w:r>
-              <w:t xml:space="preserve">Bu yemek hakkında evdeki birine söyleyeceğim bir şey ___.</w:t>
-            </w:r>
-          </w:p>
-        </w:tc>
-        <w:tc>
-          <w:p>
-            <w:pPr>
-              <w:pStyle w:val="Compact"/>
-              <w:jc w:val="left"/>
-            </w:pPr>
-            <w:r>
-              <w:t xml:space="preserve">Uma coisa que eu contaria para alguém em casa sobre esta refeição é ___.</w:t>
             </w:r>
           </w:p>
         </w:tc>
@@ -6107,7 +4118,7 @@
     <w:sectPr>
       <w:headerReference w:type="default" r:id="rId9"/>
       <w:pgSz w:w="12240" w:h="15840"/>
-      <w:pgMar w:top="1440" w:bottom="1440" w:left="1440" w:right="1440" w:header="504"/>
+      <w:pgMar w:top="1296" w:bottom="1296" w:left="1296" w:right="1296" w:header="504"/>
     </w:sectPr>
   </w:body>
 </w:document>

--- a/downloads/documents/04 Units/Unit 06 - Food Systems and Production - From Farm to Table/Vocabulary 06.docx
+++ b/downloads/documents/04 Units/Unit 06 - Food Systems and Production - From Farm to Table/Vocabulary 06.docx
@@ -93,7 +93,7 @@
         <w:pStyle w:val="BodyText"/>
       </w:pPr>
       <w:r>
-        <w:t xml:space="preserve">Two words appear twice on purpose.</w:t>
+        <w:t xml:space="preserve">Two words on this list have a second meaning in the unit.</w:t>
       </w:r>
       <w:r>
         <w:t xml:space="preserve"> </w:t>
